--- a/books/what-is-revelation/downloads/what-is-revelation.docx
+++ b/books/what-is-revelation/downloads/what-is-revelation.docx
@@ -10219,7 +10219,7 @@
         <w:rPr>
           <w:lang w:val="en-GB"/>
         </w:rPr>
-        <w:t xml:space="preserve">protection against them which Sir William Hamilton and Mr. Mansel would offer us, I believe there is another influence which works still more powerfully in the same direction. The Bampton Lecturer would speak of the reverence for the Scriptures which we acquire in our nurseries, and which our public Schools and Universities at least design to foster, as one of our great national possessions, which especially distinguishes us from Germans, and which we are jealously to watch over. I entirely accede to this opinion; only expressing my conviction that we are not guarding the treasure, but endangering it, if we make it an excuse for boasting of ourselves, or for triumph over any other country. But this reverence for Scripture is that which, in my judgment, makes it impossible for us to look upon Sir W. Hamilton’s dogma as conclusive against the search after the Absolute which he shows to have had such an attraction for the most thoughtful men. I will not repeat what I have said already, or anticipate what I may say hereafter upon this subject. I will merely refer you to one or two of the passages in Sir W. Hamilton’s notes, in which he gives his own theological application of his position. The first occurs in a note</w:t>
+        <w:t xml:space="preserve">protection against them which Sir William Hamilton and Mr. Mansel would offer us, I believe there is another influence which works still more powerfully in the same direction. The Bampton Lecturer would speak of the reverence for the Scriptures which we acquire in our nurseries, and which our public Schools and Universities at least design to foster, as one of our great national possessions, which especially distinguishes us from Germans, and which we are jealously to watch over. I entirely accede to this opinion; only expressing my conviction that we are not guarding the treasure, but endangering it, if we make it an excuse for boasting of ourselves, or for triumph over any other country. But this reverence for Scripture is that which, in my judgment, makes it impossible for us to look upon Sir W. Hamilton’s dogma as conclusive against the search after the Absolute which he shows to have had such an attraction for the most thoughtful men. I will not repeat what I have said already, or anticipate what I may say hereafter upon this subject. I will merely refer you to one or two of the passages in Sir W. Hamilton’s notes, in which he gives his own theological application of his position. The first occurs in a note to p. 15.</w:t>
       </w:r>
       <w:r>
         <w:rPr>
@@ -15454,7 +15454,7 @@
         <w:rPr>
           <w:lang w:val="en-GB"/>
         </w:rPr>
-        <w:t xml:space="preserve">The battle ceased for a time when the practical and personal faith of the Reformers broke through the webs of Scholasticism, and claimed a personal affiance in the Son of God, who had taken our nature. For awhile Theologians—Protestant at least—were ready enough to take a position of their own, and to let the Philosophers take theirs. But this assignment of provinces was soon disturbed again; it was felt that the personal faith could not determine that which it believed; that into this determination, processes of the understanding entered; the philosophers and logicians must give their opinions about these processes. Theology became as dogmatic as it was in the Middle Ages;</w:t>
+        <w:t xml:space="preserve">The battle ceased for a time when the practical and personal faith of the Reformers broke through the webs of Scholasticism, and claimed a personal affiance in the Son of God, who had taken our nature. Then for awhile Theologians—Protestant at least—were ready enough to take a position of their own, and to let the Philosophers take theirs. But this assignment of provinces was soon disturbed again; it was felt that the personal faith could not determine that which it believed; that into this determination, processes of the understanding entered; the philosophers and logicians must give their opinions about these processes. Theology became as dogmatic as it was in the Middle Ages;</w:t>
       </w:r>
       <w:r>
         <w:rPr>
@@ -29633,7 +29633,7 @@
         <w:rPr>
           <w:lang w:val="en-GB"/>
         </w:rPr>
-        <w:t xml:space="preserve">“It is but a special form of the coexistence of the Finite and the Infinite.”</w:t>
+        <w:t xml:space="preserve">“It is but a special form of the co-existence of the Finite and the Infinite.”</w:t>
       </w:r>
       <w:r>
         <w:rPr>

--- a/books/what-is-revelation/downloads/what-is-revelation.docx
+++ b/books/what-is-revelation/downloads/what-is-revelation.docx
@@ -7000,17 +7000,13 @@
     </w:p>
     <w:p>
       <w:pPr>
-        <w:pStyle w:val="Compact"/>
-        <w:numPr>
-          <w:ilvl w:val="0"/>
-          <w:numId w:val="1001"/>
-        </w:numPr>
-      </w:pPr>
-      <w:r>
-        <w:rPr>
-          <w:lang w:val="en-GB"/>
-        </w:rPr>
-        <w:t xml:space="preserve">But though on this ground I cannot look upon any passage as less really concerning one age than another, I do not for a moment deny that our Lord’s words in the next clause had a special reference to the last age of the Jewish commonwealth.</w:t>
+        <w:pStyle w:val="BodyText"/>
+      </w:pPr>
+      <w:r>
+        <w:rPr>
+          <w:lang w:val="en-GB"/>
+        </w:rPr>
+        <w:t xml:space="preserve">IV. But though on this ground I cannot look upon any passage as less really concerning one age than another, I do not for a moment deny that our Lord’s words in the next clause had a special reference to the last age of the Jewish commonwealth.</w:t>
       </w:r>
     </w:p>
     <w:p>
@@ -10450,7 +10446,7 @@
         <w:rPr>
           <w:lang w:val="en-GB"/>
         </w:rPr>
-        <w:t xml:space="preserve">a higher system. But God forbid that I should make a man an offender for a word, even if that word is the legitimate deduction from a proposition which is used for the purpose of making all other men offenders, and is vaunted as the basis of all orthodoxy! I rejoice to believe that Sir W. Hamilton meant to be a pious philosopher: I rejoice to discover in this very passage a wavering and uncertainty of mind, showing that the spirit within him demanded that resting-place in the Absolute and Eternal, which he said that men were not permitted, by the conditions of their intellect, to seek after.</w:t>
+        <w:t xml:space="preserve">a higher system. But God forbid that I should make a man an offender for a word, even if that word is the legitimate deduction from a proposition which is used for the purpose of making all other men offenders, and is vaunted as the basis of all orthodoxy! I rejoice to believe that Sir W. Hamilton meant to be a pious philosopher; I rejoice to discover in this very passage a wavering and uncertainty of mind, showing that the spirit within him demanded that resting-place in the Absolute and Eternal, which he said that men were not permitted, by the conditions of their intellect, to seek after.</w:t>
       </w:r>
     </w:p>
     <w:p>
@@ -11381,18 +11377,19 @@
         <w:rPr>
           <w:lang w:val="en-GB"/>
         </w:rPr>
-        <w:t xml:space="preserve">I think we shall save time in the end, if we dwell a little longer upon Mr. Mansel’s Preface, before we proceed to his Lectures. He has introduced us to an eminent Scotch Philosopher. I have tried to show you what good we may derive from him, and where he fails us. The next paragraph brings before us an English Divine, with whom we are acquainted already: whom we both, I trust, regard with reverence and gratitude.</w:t>
-      </w:r>
-    </w:p>
-    <w:p>
-      <w:pPr>
-        <w:pStyle w:val="BlockText"/>
-      </w:pPr>
-      <w:r>
-        <w:rPr>
-          <w:lang w:val="en-GB"/>
-        </w:rPr>
-        <w:t xml:space="preserve">“But if the best theoretical expression of the limits of human thought is to be found in the writings of a philosopher but recently removed from among us; it is in a work of more than a century old that we find the best instance of the acknow-ledgment of those limits in practice.</w:t>
+        <w:t xml:space="preserve">I think we shall save time in the end, if we dwell a little longer upon Mr. Mansel’s Preface, before we proceed to his Lectures. He has introduced us to an eminent Scotch Philosopher. I have tried to show you what good we may derive from him, and where he fails us. The next paragraph brings before us an English Divine, with whom we are acquainted already; whom we both, I trust, regard with reverence and gratitude.</w:t>
+      </w:r>
+      <w:r>
+        <w:rPr>
+          <w:lang w:val="en-GB"/>
+        </w:rPr>
+        <w:t xml:space="preserve"> </w:t>
+      </w:r>
+      <w:r>
+        <w:rPr>
+          <w:lang w:val="en-GB"/>
+        </w:rPr>
+        <w:t xml:space="preserve">“But if the best theoretical expression of the limits of human thought is to be found in the writings of a philosopher but recently removed from among us; it is in a work of more than a century old that we find the best instance of the acknowledgment of those limits in practice.</w:t>
       </w:r>
       <w:r>
         <w:rPr>
@@ -11412,7 +11409,7 @@
         <w:rPr>
           <w:lang w:val="en-GB"/>
         </w:rPr>
-        <w:t xml:space="preserve">, furnishes an example of a profound and searching philosophical spirit, com-bined with a just perception of the bounds within which all human philosophy must be confined, to which, in the whole range of similar investigations, it would be difficult, if not impossible, to find a pa-rallel. The author of that work has been justly described as</w:t>
+        <w:t xml:space="preserve">, furnishes an example of a profound and searching philosophical spirit, com-bined with a just perception of the bounds within which all human philosophy must be confined, to which, in the whole range of similar investigations, it would be difficult, if not impossible, to find a parallel. The author of that work has been justly described as</w:t>
       </w:r>
       <w:r>
         <w:rPr>
@@ -11436,7 +11433,7 @@
         <w:rPr>
           <w:lang w:val="en-GB"/>
         </w:rPr>
-        <w:t xml:space="preserve">and it may be added that the feeling of admiration thus excited will only be increased by a comparison of his writings with the pretentious failures of more ambitious thinkers. Connected as the present author has been for many years with the studies of Oxford, of which those writings have long formed an important part, he feels that he would be wanting in his duty to the University to which he owes so much, were he to hesitate to declare, at this time, his deep-rooted and increasing conviction, that sound religious phi-losophy will flourish or fade within her walls, ac-cording as she perseveres or neglects to study the works and cultivate the spirit of her great son and teacher, Bishop Butler.”</w:t>
+        <w:t xml:space="preserve">and it may be added that the feeling of admiration thus excited will only be increased by a comparison of his writings with the pretentious failures of more ambitious thinkers. Connected as the present author has been for many years with the studies of Oxford, of which those writings have long formed an important part, he feels that he would be wanting in his duty to the University to which he owes so much, were he to hesitate to declare, at this time, his deep-rooted and increasing conviction, that sound religious philosophy will flourish or fade within her walls, according as she perseveres or neglects to study the works and cultivate the spirit of her great son and teacher, Bishop Butler.”</w:t>
       </w:r>
       <w:r>
         <w:rPr>
@@ -11453,7 +11450,7 @@
     </w:p>
     <w:p>
       <w:pPr>
-        <w:pStyle w:val="FirstParagraph"/>
+        <w:pStyle w:val="BodyText"/>
       </w:pPr>
       <w:r>
         <w:rPr>
@@ -14450,7 +14447,7 @@
         <w:rPr>
           <w:lang w:val="en-GB"/>
         </w:rPr>
-        <w:t xml:space="preserve">This too is the spirit of his writings. It is from this that they derive their substantial and permanent worth. Right there must be—that is the postulate of his mind. Then, partly for the sake of entering more deeply into the apprehension and possession of that which he inwardly acknowledged, partly for the sake of removing confusions from the minds of his brethren, he undertakes to establish his assumption by proof. Oftentimes we are compelled to doubt the success of these demonstrations. We have an uncomfortable feeling, that the principle which we are to arrive at by an elaborate process of reasoning has been taken for granted at the commencement of it: some of the arguments seem scarcely worthy of their object, some of them seem to interfere with it, by tempting us to accept one mode of contemplating it instead of the object itself. Theology has cause to complain of Anselm for having suggested theories and argumentations in connection with Articles of the Creed, which through their plausibility and through the excellency of the writer have gained currency in the Church, till they have been adopted as essential parts of that of which they were at best only defences and explanations. But viewing him, as we are privileged to do, simply as philosophical students,—caring less about the results to which his treatises have led dogmatists, than about his principles and about his method of thought,—he offers us a very interesting subject of examination. In Johannes Scotus the metaphysical element was evidently predominant over the ethical; in Anselm the moral absorbs everything into itself. Moral ends are first in his mind; scientific truth he learns to love, because he is too honest a man not to feel that Goodness is a contradiction if it has not Truth for its support. But the difference in the starting point of these two writers affects all their intellectual habits. Anselm is much more of a</w:t>
+        <w:t xml:space="preserve">This too is the spirit of his writings. It is from this that they derive their substantial and permanent worth. Right there must be—that is the postulate of his mind. Then, partly for the sake of entering more deeply into the apprehension and possession of that which he inwardly acknowledged, partly for the sake of removing confusions from the minds of his brethren, he undertakes to establish his assumption by proof. Oftentimes we are compelled to doubt the success of these demonstrations. We have an uncomfortable feeling, that the principle which we are to arrive at by an elaborate process of reasoning has been taken for granted at the commencement of it; some of the arguments seem scarcely worthy of their object, some of them seem to interfere with it, by tempting us to accept one mode of contemplating it instead of the object itself. Theology has cause to complain of Anselm for having suggested theories and argumentations in connection with Articles of the Creed, which through their plausibility and through the excellency of the writer have gained currency in the Church, till they have been adopted as essential parts of that of which they were at best only defences and explanations. But viewing him, as we are privileged to do, simply as philosophical students,—caring less about the results to which his treatises have led dogmatists, than about his principles and about his method of thought,—he offers us a very interesting subject of examination. In Johannes Scotus the metaphysical element was evidently predominant over the ethical; in Anselm the moral absorbs everything into itself. Moral ends are first in his mind; scientific truth he learns to love, because he is too honest a man not to feel that Goodness is a contradiction if it has not Truth for its support. But the difference in the starting point of these two writers affects all their intellectual habits. Anselm is much more of a</w:t>
       </w:r>
       <w:r>
         <w:rPr>
@@ -20506,7 +20503,7 @@
         <w:rPr>
           <w:lang w:val="en-GB"/>
         </w:rPr>
-        <w:t xml:space="preserve">This contradiction, which is utterly inexplicable on the supposition that the infinite is a positive object of human thought, is at once accounted for, when it is regarded as the mere negation of thought. If all thought is limitation:—if whatever we conceive is, by the very act of conception, regarded as finite,—</w:t>
+        <w:t xml:space="preserve">This contradiction, which is utterly inexplicable on the supposition that the infinite is a positive object of human thought, is at once accounted for, when it is regarded as the mere negation of thought. If all thought is limitation;—if whatever we conceive is, by the very act of conception, regarded as finite,—</w:t>
       </w:r>
       <w:r>
         <w:rPr>
@@ -33994,123 +33991,8 @@
       </w:pPr>
     </w:lvl>
   </w:abstractNum>
-  <w:abstractNum w:abstractNumId="99614">
-    <w:nsid w:val="00A99614"/>
-    <w:multiLevelType w:val="multilevel"/>
-    <w:lvl w:ilvl="0">
-      <w:start w:val="4"/>
-      <w:numFmt w:val="upperRoman"/>
-      <w:lvlText w:val="%1."/>
-      <w:lvlJc w:val="left"/>
-      <w:pPr>
-        <w:ind w:left="720" w:hanging="360"/>
-      </w:pPr>
-    </w:lvl>
-    <w:lvl w:ilvl="1">
-      <w:start w:val="4"/>
-      <w:numFmt w:val="upperRoman"/>
-      <w:lvlText w:val="%2."/>
-      <w:lvlJc w:val="left"/>
-      <w:pPr>
-        <w:ind w:left="1440" w:hanging="360"/>
-      </w:pPr>
-    </w:lvl>
-    <w:lvl w:ilvl="2">
-      <w:start w:val="4"/>
-      <w:numFmt w:val="upperRoman"/>
-      <w:lvlText w:val="%3."/>
-      <w:lvlJc w:val="left"/>
-      <w:pPr>
-        <w:ind w:left="2160" w:hanging="360"/>
-      </w:pPr>
-    </w:lvl>
-    <w:lvl w:ilvl="3">
-      <w:start w:val="4"/>
-      <w:numFmt w:val="upperRoman"/>
-      <w:lvlText w:val="%4."/>
-      <w:lvlJc w:val="left"/>
-      <w:pPr>
-        <w:ind w:left="2880" w:hanging="360"/>
-      </w:pPr>
-    </w:lvl>
-    <w:lvl w:ilvl="4">
-      <w:start w:val="4"/>
-      <w:numFmt w:val="upperRoman"/>
-      <w:lvlText w:val="%5."/>
-      <w:lvlJc w:val="left"/>
-      <w:pPr>
-        <w:ind w:left="3600" w:hanging="360"/>
-      </w:pPr>
-    </w:lvl>
-    <w:lvl w:ilvl="5">
-      <w:start w:val="4"/>
-      <w:numFmt w:val="upperRoman"/>
-      <w:lvlText w:val="%6."/>
-      <w:lvlJc w:val="left"/>
-      <w:pPr>
-        <w:ind w:left="4320" w:hanging="360"/>
-      </w:pPr>
-    </w:lvl>
-    <w:lvl w:ilvl="6">
-      <w:start w:val="4"/>
-      <w:numFmt w:val="upperRoman"/>
-      <w:lvlText w:val="%7."/>
-      <w:lvlJc w:val="left"/>
-      <w:pPr>
-        <w:ind w:left="5040" w:hanging="360"/>
-      </w:pPr>
-    </w:lvl>
-    <w:lvl w:ilvl="7">
-      <w:start w:val="4"/>
-      <w:numFmt w:val="upperRoman"/>
-      <w:lvlText w:val="%8."/>
-      <w:lvlJc w:val="left"/>
-      <w:pPr>
-        <w:ind w:left="5760" w:hanging="360"/>
-      </w:pPr>
-    </w:lvl>
-    <w:lvl w:ilvl="8">
-      <w:start w:val="4"/>
-      <w:numFmt w:val="upperRoman"/>
-      <w:lvlText w:val="%9."/>
-      <w:lvlJc w:val="left"/>
-      <w:pPr>
-        <w:ind w:left="6480" w:hanging="360"/>
-      </w:pPr>
-    </w:lvl>
-  </w:abstractNum>
   <w:num w:numId="1000">
     <w:abstractNumId w:val="990"/>
-  </w:num>
-  <w:num w:numId="1001">
-    <w:abstractNumId w:val="99614"/>
-    <w:lvlOverride w:ilvl="0">
-      <w:startOverride w:val="4"/>
-    </w:lvlOverride>
-    <w:lvlOverride w:ilvl="1">
-      <w:startOverride w:val="4"/>
-    </w:lvlOverride>
-    <w:lvlOverride w:ilvl="2">
-      <w:startOverride w:val="4"/>
-    </w:lvlOverride>
-    <w:lvlOverride w:ilvl="3">
-      <w:startOverride w:val="4"/>
-    </w:lvlOverride>
-    <w:lvlOverride w:ilvl="4">
-      <w:startOverride w:val="4"/>
-    </w:lvlOverride>
-    <w:lvlOverride w:ilvl="5">
-      <w:startOverride w:val="4"/>
-    </w:lvlOverride>
-    <w:lvlOverride w:ilvl="6">
-      <w:startOverride w:val="4"/>
-    </w:lvlOverride>
-    <w:lvlOverride w:ilvl="7">
-      <w:startOverride w:val="4"/>
-    </w:lvlOverride>
-    <w:lvlOverride w:ilvl="8">
-      <w:startOverride w:val="4"/>
-    </w:lvlOverride>
   </w:num>
 </w:numbering>
 </file>
@@ -34328,6 +34210,7 @@
       <w:keepNext/>
       <w:keepLines/>
       <w:spacing w:after="80" w:before="160"/>
+      <w:jc w:val="center"/>
       <w:outlineLvl w:val="1"/>
     </w:pPr>
     <w:rPr>
@@ -34351,6 +34234,7 @@
       <w:keepNext/>
       <w:keepLines/>
       <w:spacing w:after="80" w:before="160"/>
+      <w:jc w:val="center"/>
       <w:outlineLvl w:val="2"/>
     </w:pPr>
     <w:rPr>

--- a/books/what-is-revelation/downloads/what-is-revelation.docx
+++ b/books/what-is-revelation/downloads/what-is-revelation.docx
@@ -63,6 +63,65 @@
           <w:lang w:val="en-GB"/>
         </w:rPr>
         <w:t xml:space="preserve">What is Revelation?</w:t>
+      </w:r>
+    </w:p>
+    <w:p>
+      <w:pPr>
+        <w:pStyle w:val="BlockText"/>
+      </w:pPr>
+      <w:r>
+        <w:rPr>
+          <w:lang w:val="en-GB"/>
+        </w:rPr>
+        <w:t xml:space="preserve">“As our understanding can contemplate itself, and our affections be exercised upon themselves by reflection, so may each be employed in the same manner upon any other mind: and since the Supreme Mind, the Author and Cause of all things, is the highest possible object to Himself, He may be an adequate supply to all the faculties of our souls, a subject to our understandings, and an object to our affections.”</w:t>
+      </w:r>
+      <w:r>
+        <w:rPr>
+          <w:lang w:val="en-GB"/>
+        </w:rPr>
+        <w:t xml:space="preserve">—</w:t>
+      </w:r>
+      <w:r>
+        <w:rPr>
+          <w:i/>
+          <w:iCs/>
+          <w:lang w:val="en-GB"/>
+        </w:rPr>
+        <w:t xml:space="preserve">Butler</w:t>
+      </w:r>
+      <w:r>
+        <w:rPr>
+          <w:lang w:val="en-GB"/>
+        </w:rPr>
+        <w:t xml:space="preserve">, 14</w:t>
+      </w:r>
+      <w:r>
+        <w:rPr>
+          <w:i/>
+          <w:iCs/>
+          <w:lang w:val="en-GB"/>
+        </w:rPr>
+        <w:t xml:space="preserve">th Sermon</w:t>
+      </w:r>
+      <w:r>
+        <w:rPr>
+          <w:lang w:val="en-GB"/>
+        </w:rPr>
+        <w:t xml:space="preserve">,</w:t>
+      </w:r>
+      <w:r>
+        <w:rPr>
+          <w:lang w:val="en-GB"/>
+        </w:rPr>
+        <w:t xml:space="preserve"> </w:t>
+      </w:r>
+      <w:r>
+        <w:rPr>
+          <w:i/>
+          <w:iCs/>
+          <w:lang w:val="en-GB"/>
+        </w:rPr>
+        <w:t xml:space="preserve">On the Love of God.</w:t>
       </w:r>
     </w:p>
     <w:bookmarkStart w:id="9" w:name="preface"/>
@@ -34663,6 +34722,17 @@
       <w:jc w:val="center"/>
     </w:pPr>
   </w:style>
+  <w:style w:customStyle="1" w:styleId="MarginNote" w:type="character">
+    <w:name w:val="Margin Note"/>
+    <w:basedOn w:val="BodyTextChar"/>
+    <w:qFormat/>
+    <w:rPr>
+      <w:b/>
+      <w:bCs/>
+      <w:sz w:val="20"/>
+      <w:szCs w:val="20"/>
+    </w:rPr>
+  </w:style>
   <w:style w:type="paragraph" w:customStyle="1" w:styleId="SourceCode">
     <w:name w:val="Source Code"/>
     <w:basedOn w:val="Normal"/>
